--- a/tests/corpus/korvane/files/it/security_policy_2024.docx
+++ b/tests/corpus/korvane/files/it/security_policy_2024.docx
@@ -196,6 +196,9 @@
         <w:gridCol w:w="2160"/>
       </w:tblGrid>
       <w:tr>
+        <w:trPr>
+          <w:cantSplit/>
+        </w:trPr>
         <w:tc>
           <w:tcPr>
             <w:tcW w:type="dxa" w:w="2160"/>
@@ -250,6 +253,9 @@
         </w:tc>
       </w:tr>
       <w:tr>
+        <w:trPr>
+          <w:cantSplit/>
+        </w:trPr>
         <w:tc>
           <w:tcPr>
             <w:tcW w:type="dxa" w:w="2160"/>
@@ -292,6 +298,9 @@
         </w:tc>
       </w:tr>
       <w:tr>
+        <w:trPr>
+          <w:cantSplit/>
+        </w:trPr>
         <w:tc>
           <w:tcPr>
             <w:tcW w:type="dxa" w:w="2160"/>
@@ -334,6 +343,9 @@
         </w:tc>
       </w:tr>
       <w:tr>
+        <w:trPr>
+          <w:cantSplit/>
+        </w:trPr>
         <w:tc>
           <w:tcPr>
             <w:tcW w:type="dxa" w:w="2160"/>
@@ -376,6 +388,9 @@
         </w:tc>
       </w:tr>
       <w:tr>
+        <w:trPr>
+          <w:cantSplit/>
+        </w:trPr>
         <w:tc>
           <w:tcPr>
             <w:tcW w:type="dxa" w:w="2160"/>
@@ -418,6 +433,9 @@
         </w:tc>
       </w:tr>
       <w:tr>
+        <w:trPr>
+          <w:cantSplit/>
+        </w:trPr>
         <w:tc>
           <w:tcPr>
             <w:tcW w:type="dxa" w:w="2160"/>
@@ -706,6 +724,9 @@
         <w:gridCol w:w="2880"/>
       </w:tblGrid>
       <w:tr>
+        <w:trPr>
+          <w:cantSplit/>
+        </w:trPr>
         <w:tc>
           <w:tcPr>
             <w:tcW w:type="dxa" w:w="2880"/>
@@ -747,6 +768,9 @@
         </w:tc>
       </w:tr>
       <w:tr>
+        <w:trPr>
+          <w:cantSplit/>
+        </w:trPr>
         <w:tc>
           <w:tcPr>
             <w:tcW w:type="dxa" w:w="2880"/>
@@ -779,6 +803,9 @@
         </w:tc>
       </w:tr>
       <w:tr>
+        <w:trPr>
+          <w:cantSplit/>
+        </w:trPr>
         <w:tc>
           <w:tcPr>
             <w:tcW w:type="dxa" w:w="2880"/>
@@ -811,6 +838,9 @@
         </w:tc>
       </w:tr>
       <w:tr>
+        <w:trPr>
+          <w:cantSplit/>
+        </w:trPr>
         <w:tc>
           <w:tcPr>
             <w:tcW w:type="dxa" w:w="2880"/>
